--- a/Documentation/informes/Plan_Iteracion_Sprint7_RespiCare.docx
+++ b/Documentation/informes/Plan_Iteracion_Sprint7_RespiCare.docx
@@ -697,6 +697,167 @@
           <w:sz w:val="24"/>
         </w:rPr>
         <w:t>Entregables de otras iteraciones (Sprint 6 y anteriores ya cerrados; Sprint 8 y posteriores aún no iniciados).</w:t>
+      </w:r>
+    </w:p>
+    <w:p>
+      <w:pPr>
+        <w:jc w:val="both"/>
+      </w:pPr>
+      <w:r>
+        <w:rPr>
+          <w:rFonts w:ascii="Times New Roman" w:hAnsi="Times New Roman" w:cs="Times New Roman"/>
+          <w:b/>
+          <w:i w:val="0"/>
+          <w:sz w:val="24"/>
+        </w:rPr>
+        <w:t>Requerimientos Funcionales relacionados</w:t>
+      </w:r>
+      <w:r>
+        <w:rPr>
+          <w:rFonts w:ascii="Times New Roman" w:hAnsi="Times New Roman" w:cs="Times New Roman"/>
+          <w:b w:val="0"/>
+          <w:i w:val="0"/>
+          <w:sz w:val="24"/>
+        </w:rPr>
+        <w:t xml:space="preserve"> (Documentation/trazabilidad/Matriz_Trazabilidad_RespiCare.xlsx):</w:t>
+      </w:r>
+    </w:p>
+    <w:p>
+      <w:pPr>
+        <w:pStyle w:val="ListBullet"/>
+      </w:pPr>
+      <w:r>
+        <w:rPr>
+          <w:rFonts w:ascii="Times New Roman" w:hAnsi="Times New Roman" w:cs="Times New Roman"/>
+          <w:b/>
+          <w:i w:val="0"/>
+          <w:sz w:val="24"/>
+        </w:rPr>
+        <w:t>RF-002</w:t>
+      </w:r>
+      <w:r>
+        <w:rPr>
+          <w:rFonts w:ascii="Times New Roman" w:hAnsi="Times New Roman" w:cs="Times New Roman"/>
+          <w:b w:val="0"/>
+          <w:i w:val="0"/>
+          <w:sz w:val="24"/>
+        </w:rPr>
+        <w:t>: Diagnóstico inteligente de síntomas — extensión</w:t>
+      </w:r>
+    </w:p>
+    <w:p>
+      <w:pPr>
+        <w:pStyle w:val="ListBullet"/>
+      </w:pPr>
+      <w:r>
+        <w:rPr>
+          <w:rFonts w:ascii="Times New Roman" w:hAnsi="Times New Roman" w:cs="Times New Roman"/>
+          <w:b/>
+          <w:i w:val="0"/>
+          <w:sz w:val="24"/>
+        </w:rPr>
+        <w:t>RF-005</w:t>
+      </w:r>
+      <w:r>
+        <w:rPr>
+          <w:rFonts w:ascii="Times New Roman" w:hAnsi="Times New Roman" w:cs="Times New Roman"/>
+          <w:b w:val="0"/>
+          <w:i w:val="0"/>
+          <w:sz w:val="24"/>
+        </w:rPr>
+        <w:t>: Validación de coherencia médica — extensión</w:t>
+      </w:r>
+    </w:p>
+    <w:p>
+      <w:pPr>
+        <w:pStyle w:val="ListBullet"/>
+      </w:pPr>
+      <w:r>
+        <w:rPr>
+          <w:rFonts w:ascii="Times New Roman" w:hAnsi="Times New Roman" w:cs="Times New Roman"/>
+          <w:b/>
+          <w:i w:val="0"/>
+          <w:sz w:val="24"/>
+        </w:rPr>
+        <w:t>RF-006</w:t>
+      </w:r>
+      <w:r>
+        <w:rPr>
+          <w:rFonts w:ascii="Times New Roman" w:hAnsi="Times New Roman" w:cs="Times New Roman"/>
+          <w:b w:val="0"/>
+          <w:i w:val="0"/>
+          <w:sz w:val="24"/>
+        </w:rPr>
+        <w:t>: Explicabilidad (SHAP) — extensión</w:t>
+      </w:r>
+    </w:p>
+    <w:p>
+      <w:pPr>
+        <w:jc w:val="both"/>
+      </w:pPr>
+      <w:r>
+        <w:rPr>
+          <w:rFonts w:ascii="Times New Roman" w:hAnsi="Times New Roman" w:cs="Times New Roman"/>
+          <w:b/>
+          <w:i w:val="0"/>
+          <w:sz w:val="24"/>
+        </w:rPr>
+        <w:t>Requerimientos No Funcionales relacionados</w:t>
+      </w:r>
+      <w:r>
+        <w:rPr>
+          <w:rFonts w:ascii="Times New Roman" w:hAnsi="Times New Roman" w:cs="Times New Roman"/>
+          <w:b w:val="0"/>
+          <w:i w:val="0"/>
+          <w:sz w:val="24"/>
+        </w:rPr>
+        <w:t xml:space="preserve"> (FD03-EPIS-Informe SRS de Proyecto.docx, Cuadro de Requerimientos No Funcionales):</w:t>
+      </w:r>
+    </w:p>
+    <w:p>
+      <w:pPr>
+        <w:pStyle w:val="ListBullet"/>
+      </w:pPr>
+      <w:r>
+        <w:rPr>
+          <w:rFonts w:ascii="Times New Roman" w:hAnsi="Times New Roman" w:cs="Times New Roman"/>
+          <w:b/>
+          <w:i w:val="0"/>
+          <w:sz w:val="24"/>
+        </w:rPr>
+        <w:t>RNF-007</w:t>
+      </w:r>
+      <w:r>
+        <w:rPr>
+          <w:rFonts w:ascii="Times New Roman" w:hAnsi="Times New Roman" w:cs="Times New Roman"/>
+          <w:b w:val="0"/>
+          <w:i w:val="0"/>
+          <w:sz w:val="24"/>
+        </w:rPr>
+        <w:t>: Precisión</w:t>
+      </w:r>
+    </w:p>
+    <w:p>
+      <w:pPr>
+        <w:pStyle w:val="ListBullet"/>
+      </w:pPr>
+      <w:r>
+        <w:rPr>
+          <w:rFonts w:ascii="Times New Roman" w:hAnsi="Times New Roman" w:cs="Times New Roman"/>
+          <w:b/>
+          <w:i w:val="0"/>
+          <w:sz w:val="24"/>
+        </w:rPr>
+        <w:t>RNF-011</w:t>
+      </w:r>
+      <w:r>
+        <w:rPr>
+          <w:rFonts w:ascii="Times New Roman" w:hAnsi="Times New Roman" w:cs="Times New Roman"/>
+          <w:b w:val="0"/>
+          <w:i w:val="0"/>
+          <w:sz w:val="24"/>
+        </w:rPr>
+        <w:t>: Explicabilidad</w:t>
       </w:r>
     </w:p>
     <w:p>
@@ -2699,6 +2860,418 @@
     <w:p/>
     <w:p>
       <w:pPr>
+        <w:jc w:val="both"/>
+      </w:pPr>
+      <w:r>
+        <w:rPr>
+          <w:rFonts w:ascii="Times New Roman" w:hAnsi="Times New Roman" w:cs="Times New Roman"/>
+          <w:b/>
+          <w:i w:val="0"/>
+          <w:sz w:val="24"/>
+        </w:rPr>
+        <w:t>Evidencia de código (extractos reales verificados del repositorio):</w:t>
+      </w:r>
+    </w:p>
+    <w:p>
+      <w:pPr>
+        <w:jc w:val="both"/>
+      </w:pPr>
+      <w:r>
+        <w:rPr>
+          <w:rFonts w:ascii="Times New Roman" w:hAnsi="Times New Roman" w:cs="Times New Roman"/>
+          <w:b w:val="0"/>
+          <w:i/>
+          <w:sz w:val="24"/>
+        </w:rPr>
+        <w:t>Entregable: Top 3 predicciones alternativas (ensamble de modelos)</w:t>
+      </w:r>
+    </w:p>
+    <w:p>
+      <w:pPr>
+        <w:jc w:val="both"/>
+      </w:pPr>
+      <w:r>
+        <w:rPr>
+          <w:rFonts w:ascii="Consolas" w:hAnsi="Consolas" w:cs="Consolas"/>
+          <w:b w:val="0"/>
+          <w:i w:val="0"/>
+          <w:sz w:val="18"/>
+        </w:rPr>
+        <w:t>ai-services/ml_models/ensemble_predictor.py</w:t>
+      </w:r>
+      <w:r>
+        <w:rPr>
+          <w:rFonts w:ascii="Times New Roman" w:hAnsi="Times New Roman" w:cs="Times New Roman"/>
+          <w:b w:val="0"/>
+          <w:i w:val="0"/>
+          <w:sz w:val="24"/>
+        </w:rPr>
+        <w:t xml:space="preserve"> (líneas 102-122):</w:t>
+      </w:r>
+    </w:p>
+    <w:p>
+      <w:pPr>
+        <w:spacing w:after="0" w:before="0"/>
+      </w:pPr>
+      <w:r>
+        <w:rPr>
+          <w:rFonts w:ascii="Consolas" w:hAnsi="Consolas" w:cs="Consolas"/>
+          <w:b w:val="0"/>
+          <w:i w:val="0"/>
+          <w:sz w:val="18"/>
+        </w:rPr>
+        <w:t xml:space="preserve">    def predict(self, </w:t>
+      </w:r>
+    </w:p>
+    <w:p>
+      <w:pPr>
+        <w:spacing w:after="0" w:before="0"/>
+      </w:pPr>
+      <w:r>
+        <w:rPr>
+          <w:rFonts w:ascii="Consolas" w:hAnsi="Consolas" w:cs="Consolas"/>
+          <w:b w:val="0"/>
+          <w:i w:val="0"/>
+          <w:sz w:val="18"/>
+        </w:rPr>
+        <w:t xml:space="preserve">                symptoms: List[str],</w:t>
+      </w:r>
+    </w:p>
+    <w:p>
+      <w:pPr>
+        <w:spacing w:after="0" w:before="0"/>
+      </w:pPr>
+      <w:r>
+        <w:rPr>
+          <w:rFonts w:ascii="Consolas" w:hAnsi="Consolas" w:cs="Consolas"/>
+          <w:b w:val="0"/>
+          <w:i w:val="0"/>
+          <w:sz w:val="18"/>
+        </w:rPr>
+        <w:t xml:space="preserve">                symptoms_text: str = None,</w:t>
+      </w:r>
+    </w:p>
+    <w:p>
+      <w:pPr>
+        <w:spacing w:after="0" w:before="0"/>
+      </w:pPr>
+      <w:r>
+        <w:rPr>
+          <w:rFonts w:ascii="Consolas" w:hAnsi="Consolas" w:cs="Consolas"/>
+          <w:b w:val="0"/>
+          <w:i w:val="0"/>
+          <w:sz w:val="18"/>
+        </w:rPr>
+        <w:t xml:space="preserve">                patient_age: int = 35,</w:t>
+      </w:r>
+    </w:p>
+    <w:p>
+      <w:pPr>
+        <w:spacing w:after="0" w:before="0"/>
+      </w:pPr>
+      <w:r>
+        <w:rPr>
+          <w:rFonts w:ascii="Consolas" w:hAnsi="Consolas" w:cs="Consolas"/>
+          <w:b w:val="0"/>
+          <w:i w:val="0"/>
+          <w:sz w:val="18"/>
+        </w:rPr>
+        <w:t xml:space="preserve">                risk_factors: List[str] = None,</w:t>
+      </w:r>
+    </w:p>
+    <w:p>
+      <w:pPr>
+        <w:spacing w:after="0" w:before="0"/>
+      </w:pPr>
+      <w:r>
+        <w:rPr>
+          <w:rFonts w:ascii="Consolas" w:hAnsi="Consolas" w:cs="Consolas"/>
+          <w:b w:val="0"/>
+          <w:i w:val="0"/>
+          <w:sz w:val="18"/>
+        </w:rPr>
+        <w:t xml:space="preserve">                ensemble_method: str = 'weighted_vote',</w:t>
+      </w:r>
+    </w:p>
+    <w:p>
+      <w:pPr>
+        <w:spacing w:after="0" w:before="0"/>
+      </w:pPr>
+      <w:r>
+        <w:rPr>
+          <w:rFonts w:ascii="Consolas" w:hAnsi="Consolas" w:cs="Consolas"/>
+          <w:b w:val="0"/>
+          <w:i w:val="0"/>
+          <w:sz w:val="18"/>
+        </w:rPr>
+        <w:t xml:space="preserve">                apply_personalization: bool = True) -&gt; Dict[str, Any]:</w:t>
+      </w:r>
+    </w:p>
+    <w:p>
+      <w:pPr>
+        <w:spacing w:after="0" w:before="0"/>
+      </w:pPr>
+      <w:r>
+        <w:rPr>
+          <w:rFonts w:ascii="Consolas" w:hAnsi="Consolas" w:cs="Consolas"/>
+          <w:b w:val="0"/>
+          <w:i w:val="0"/>
+          <w:sz w:val="18"/>
+        </w:rPr>
+        <w:t xml:space="preserve">        """</w:t>
+      </w:r>
+    </w:p>
+    <w:p>
+      <w:pPr>
+        <w:spacing w:after="0" w:before="0"/>
+      </w:pPr>
+      <w:r>
+        <w:rPr>
+          <w:rFonts w:ascii="Consolas" w:hAnsi="Consolas" w:cs="Consolas"/>
+          <w:b w:val="0"/>
+          <w:i w:val="0"/>
+          <w:sz w:val="18"/>
+        </w:rPr>
+        <w:t xml:space="preserve">        Predict using ensemble of models</w:t>
+      </w:r>
+    </w:p>
+    <w:p>
+      <w:pPr>
+        <w:spacing w:after="0" w:before="0"/>
+      </w:pPr>
+      <w:r>
+        <w:rPr>
+          <w:rFonts w:ascii="Consolas" w:hAnsi="Consolas" w:cs="Consolas"/>
+          <w:b w:val="0"/>
+          <w:i w:val="0"/>
+          <w:sz w:val="18"/>
+        </w:rPr>
+        <w:t xml:space="preserve">        </w:t>
+      </w:r>
+    </w:p>
+    <w:p>
+      <w:pPr>
+        <w:spacing w:after="0" w:before="0"/>
+      </w:pPr>
+      <w:r>
+        <w:rPr>
+          <w:rFonts w:ascii="Consolas" w:hAnsi="Consolas" w:cs="Consolas"/>
+          <w:b w:val="0"/>
+          <w:i w:val="0"/>
+          <w:sz w:val="18"/>
+        </w:rPr>
+        <w:t xml:space="preserve">        Args:</w:t>
+      </w:r>
+    </w:p>
+    <w:p>
+      <w:pPr>
+        <w:spacing w:after="0" w:before="0"/>
+      </w:pPr>
+      <w:r>
+        <w:rPr>
+          <w:rFonts w:ascii="Consolas" w:hAnsi="Consolas" w:cs="Consolas"/>
+          <w:b w:val="0"/>
+          <w:i w:val="0"/>
+          <w:sz w:val="18"/>
+        </w:rPr>
+        <w:t xml:space="preserve">            symptoms: List of symptom strings</w:t>
+      </w:r>
+    </w:p>
+    <w:p>
+      <w:pPr>
+        <w:spacing w:after="0" w:before="0"/>
+      </w:pPr>
+      <w:r>
+        <w:rPr>
+          <w:rFonts w:ascii="Consolas" w:hAnsi="Consolas" w:cs="Consolas"/>
+          <w:b w:val="0"/>
+          <w:i w:val="0"/>
+          <w:sz w:val="18"/>
+        </w:rPr>
+        <w:t xml:space="preserve">            symptoms_text: Comma-separated symptoms string (for XGBoost/RF)</w:t>
+      </w:r>
+    </w:p>
+    <w:p>
+      <w:pPr>
+        <w:spacing w:after="0" w:before="0"/>
+      </w:pPr>
+      <w:r>
+        <w:rPr>
+          <w:rFonts w:ascii="Consolas" w:hAnsi="Consolas" w:cs="Consolas"/>
+          <w:b w:val="0"/>
+          <w:i w:val="0"/>
+          <w:sz w:val="18"/>
+        </w:rPr>
+        <w:t xml:space="preserve">            patient_age: Patient age</w:t>
+      </w:r>
+    </w:p>
+    <w:p>
+      <w:pPr>
+        <w:spacing w:after="0" w:before="0"/>
+      </w:pPr>
+      <w:r>
+        <w:rPr>
+          <w:rFonts w:ascii="Consolas" w:hAnsi="Consolas" w:cs="Consolas"/>
+          <w:b w:val="0"/>
+          <w:i w:val="0"/>
+          <w:sz w:val="18"/>
+        </w:rPr>
+        <w:t xml:space="preserve">            ensemble_method: 'weighted_vote' or 'average'</w:t>
+      </w:r>
+    </w:p>
+    <w:p>
+      <w:pPr>
+        <w:spacing w:after="0" w:before="0"/>
+      </w:pPr>
+      <w:r>
+        <w:rPr>
+          <w:rFonts w:ascii="Consolas" w:hAnsi="Consolas" w:cs="Consolas"/>
+          <w:b w:val="0"/>
+          <w:i w:val="0"/>
+          <w:sz w:val="18"/>
+        </w:rPr>
+        <w:t xml:space="preserve">        </w:t>
+      </w:r>
+    </w:p>
+    <w:p>
+      <w:pPr>
+        <w:spacing w:after="0" w:before="0"/>
+      </w:pPr>
+      <w:r>
+        <w:rPr>
+          <w:rFonts w:ascii="Consolas" w:hAnsi="Consolas" w:cs="Consolas"/>
+          <w:b w:val="0"/>
+          <w:i w:val="0"/>
+          <w:sz w:val="18"/>
+        </w:rPr>
+        <w:t xml:space="preserve">        Returns:</w:t>
+      </w:r>
+    </w:p>
+    <w:p>
+      <w:pPr>
+        <w:spacing w:after="0" w:before="0"/>
+      </w:pPr>
+      <w:r>
+        <w:rPr>
+          <w:rFonts w:ascii="Consolas" w:hAnsi="Consolas" w:cs="Consolas"/>
+          <w:b w:val="0"/>
+          <w:i w:val="0"/>
+          <w:sz w:val="18"/>
+        </w:rPr>
+        <w:t xml:space="preserve">            Ensemble prediction result</w:t>
+      </w:r>
+    </w:p>
+    <w:p>
+      <w:pPr>
+        <w:spacing w:after="0" w:before="0"/>
+      </w:pPr>
+      <w:r>
+        <w:rPr>
+          <w:rFonts w:ascii="Consolas" w:hAnsi="Consolas" w:cs="Consolas"/>
+          <w:b w:val="0"/>
+          <w:i w:val="0"/>
+          <w:sz w:val="18"/>
+        </w:rPr>
+        <w:t xml:space="preserve">        """</w:t>
+      </w:r>
+    </w:p>
+    <w:p>
+      <w:pPr>
+        <w:spacing w:after="0" w:before="0"/>
+      </w:pPr>
+      <w:r>
+        <w:rPr>
+          <w:rFonts w:ascii="Consolas" w:hAnsi="Consolas" w:cs="Consolas"/>
+          <w:b w:val="0"/>
+          <w:i w:val="0"/>
+          <w:sz w:val="18"/>
+        </w:rPr>
+        <w:t xml:space="preserve">        if symptoms_text is None:</w:t>
+      </w:r>
+    </w:p>
+    <w:p>
+      <w:pPr>
+        <w:spacing w:after="0" w:before="0"/>
+      </w:pPr>
+      <w:r>
+        <w:rPr>
+          <w:rFonts w:ascii="Consolas" w:hAnsi="Consolas" w:cs="Consolas"/>
+          <w:b w:val="0"/>
+          <w:i w:val="0"/>
+          <w:sz w:val="18"/>
+        </w:rPr>
+        <w:t xml:space="preserve">            symptoms_text = ', '.join(symptoms)</w:t>
+      </w:r>
+    </w:p>
+    <w:p/>
+    <w:p>
+      <w:pPr>
+        <w:jc w:val="both"/>
+      </w:pPr>
+      <w:r>
+        <w:rPr>
+          <w:rFonts w:ascii="Times New Roman" w:hAnsi="Times New Roman" w:cs="Times New Roman"/>
+          <w:b w:val="0"/>
+          <w:i/>
+          <w:sz w:val="24"/>
+        </w:rPr>
+        <w:t>Entregable: Integración de ML en el chatbot</w:t>
+      </w:r>
+    </w:p>
+    <w:p>
+      <w:pPr>
+        <w:jc w:val="both"/>
+      </w:pPr>
+      <w:r>
+        <w:rPr>
+          <w:rFonts w:ascii="Consolas" w:hAnsi="Consolas" w:cs="Consolas"/>
+          <w:b w:val="0"/>
+          <w:i w:val="0"/>
+          <w:sz w:val="18"/>
+        </w:rPr>
+        <w:t>ai-services/api/routes/chat_analyzer.py</w:t>
+      </w:r>
+      <w:r>
+        <w:rPr>
+          <w:rFonts w:ascii="Times New Roman" w:hAnsi="Times New Roman" w:cs="Times New Roman"/>
+          <w:b w:val="0"/>
+          <w:i w:val="0"/>
+          <w:sz w:val="24"/>
+        </w:rPr>
+        <w:t xml:space="preserve"> (líneas 57-58):</w:t>
+      </w:r>
+    </w:p>
+    <w:p>
+      <w:pPr>
+        <w:spacing w:after="0" w:before="0"/>
+      </w:pPr>
+      <w:r>
+        <w:rPr>
+          <w:rFonts w:ascii="Consolas" w:hAnsi="Consolas" w:cs="Consolas"/>
+          <w:b w:val="0"/>
+          <w:i w:val="0"/>
+          <w:sz w:val="18"/>
+        </w:rPr>
+        <w:t>@router.post("/v1/analyze", response_model=ChatMessageOutput)</w:t>
+      </w:r>
+    </w:p>
+    <w:p>
+      <w:pPr>
+        <w:spacing w:after="0" w:before="0"/>
+      </w:pPr>
+      <w:r>
+        <w:rPr>
+          <w:rFonts w:ascii="Consolas" w:hAnsi="Consolas" w:cs="Consolas"/>
+          <w:b w:val="0"/>
+          <w:i w:val="0"/>
+          <w:sz w:val="18"/>
+        </w:rPr>
+        <w:t>async def analyze_message(</w:t>
+      </w:r>
+    </w:p>
+    <w:p/>
+    <w:p>
+      <w:pPr>
         <w:spacing w:before="240" w:after="120"/>
       </w:pPr>
       <w:r>
